--- a/docs/README-详细版.docx
+++ b/docs/README-详细版.docx
@@ -2786,72 +2786,45 @@
     <w:p>
       <w:pPr>
         <w:pStyle w:val="a0"/>
-        <w:rPr>
-          <w:lang w:eastAsia="zh-CN"/>
-        </w:rPr>
       </w:pPr>
+      <w:proofErr w:type="spellStart"/>
       <w:r>
         <w:rPr>
           <w:b/>
-          <w:lang w:eastAsia="zh-CN"/>
-        </w:rPr>
-        <w:lastRenderedPageBreak/>
-        <w:t>后台命令</w:t>
-      </w:r>
-      <w:r>
-        <w:rPr>
-          <w:lang w:eastAsia="zh-CN"/>
-        </w:rPr>
-        <w:t>：</w:t>
-      </w:r>
-      <w:r>
-        <w:rPr>
-          <w:lang w:eastAsia="zh-CN"/>
-        </w:rPr>
-        <w:t xml:space="preserve">background </w:t>
-      </w:r>
-      <w:r>
-        <w:rPr>
-          <w:lang w:eastAsia="zh-CN"/>
-        </w:rPr>
-        <w:t>工具把一条命令丢后台直跑（不起子代理、零额外模型调用），完成后自动回传输出；右上角气泡可点开看详情，停止即杀。</w:t>
-      </w:r>
-      <w:r>
-        <w:rPr>
-          <w:lang w:eastAsia="zh-CN"/>
-        </w:rPr>
-        <w:t xml:space="preserve">spawn </w:t>
-      </w:r>
-      <w:r>
-        <w:rPr>
-          <w:lang w:eastAsia="zh-CN"/>
-        </w:rPr>
-        <w:t>仍用于派发子任务，同为异步</w:t>
-      </w:r>
-      <w:r>
-        <w:rPr>
-          <w:lang w:eastAsia="zh-CN"/>
-        </w:rPr>
-        <w:t>——</w:t>
-      </w:r>
-      <w:r>
-        <w:rPr>
-          <w:lang w:eastAsia="zh-CN"/>
-        </w:rPr>
-        <w:t>完成自动再激活会话，停止即全杀。两者均接受可选</w:t>
-      </w:r>
-      <w:r>
-        <w:rPr>
-          <w:lang w:eastAsia="zh-CN"/>
-        </w:rPr>
-        <w:t xml:space="preserve"> timeout</w:t>
-      </w:r>
-      <w:r>
-        <w:rPr>
-          <w:lang w:eastAsia="zh-CN"/>
-        </w:rPr>
-        <w:t>（秒）：超时即杀，报告携带截止前已产出的内容与超时提示；不传则不限时。</w:t>
-      </w:r>
+        </w:rPr>
+        <w:t>桌面控制（screen，实验性、默认关）：设置页打开后，本机 Agent 多一件 screen 工具——看这台电脑的屏幕、点控件、粘文本、按键、把折叠外的控件滚进可视区。它从不自己猜坐标：模型只说「点哪一个」（候选编号或控件名），坐标由程序从 UI Automation 取（没有 a11y 的自绘界面才退到可选的 OCR）；动手前弹一张卡片征得你同意，一次许可管10 分钟、到点自动收回，带修饰键的组合键与往陌生窗口粘贴每次都要再问一次；最小化或收进托盘的窗口会先被叫回前台再动。需要管理员权限的窗口它够不到（Windows 的 UIPI 边界），截图会随工具结果发给模型。</w:t>
+      </w:r>
+      <w:proofErr w:type="spellEnd"/>
+      <w:proofErr w:type="spellStart"/>
+      <w:proofErr w:type="spellEnd"/>
+      <w:proofErr w:type="spellStart"/>
+      <w:proofErr w:type="spellEnd"/>
+      <w:proofErr w:type="spellStart"/>
+      <w:proofErr w:type="spellEnd"/>
+      <w:proofErr w:type="spellStart"/>
+      <w:proofErr w:type="spellEnd"/>
+      <w:proofErr w:type="spellStart"/>
+      <w:proofErr w:type="spellEnd"/>
+      <w:proofErr w:type="spellStart"/>
+      <w:proofErr w:type="spellEnd"/>
+      <w:proofErr w:type="spellStart"/>
+      <w:proofErr w:type="spellEnd"/>
+      <w:proofErr w:type="spellStart"/>
+      <w:proofErr w:type="spellEnd"/>
+      <w:proofErr w:type="spellStart"/>
+      <w:proofErr w:type="spellEnd"/>
+      <w:proofErr w:type="spellStart"/>
+      <w:proofErr w:type="spellEnd"/>
+      <w:proofErr w:type="spellStart"/>
+      <w:proofErr w:type="spellEnd"/>
+      <w:proofErr w:type="spellStart"/>
+      <w:proofErr w:type="spellEnd"/>
+      <w:proofErr w:type="spellStart"/>
+      <w:proofErr w:type="spellEnd"/>
+      <w:proofErr w:type="spellStart"/>
+      <w:proofErr w:type="spellEnd"/>
+      <w:proofErr w:type="spellStart"/>
+      <w:proofErr w:type="spellEnd"/>
     </w:p>
     <w:p>
       <w:pPr>
@@ -2865,24 +2838,9 @@
           <w:b/>
           <w:lang w:eastAsia="zh-CN"/>
         </w:rPr>
-        <w:t>移动端</w:t>
-      </w:r>
-      <w:r>
-        <w:rPr>
-          <w:b/>
-          <w:lang w:eastAsia="zh-CN"/>
-        </w:rPr>
-        <w:t xml:space="preserve"> </w:t>
-      </w:r>
-      <w:proofErr w:type="spellStart"/>
-      <w:r>
-        <w:rPr>
-          <w:b/>
-          <w:lang w:eastAsia="zh-CN"/>
-        </w:rPr>
-        <w:t>WebUI</w:t>
-      </w:r>
-      <w:proofErr w:type="spellEnd"/>
+        <w:lastRenderedPageBreak/>
+        <w:t>后台命令</w:t>
+      </w:r>
       <w:r>
         <w:rPr>
           <w:lang w:eastAsia="zh-CN"/>
@@ -2893,13 +2851,25 @@
         <w:rPr>
           <w:lang w:eastAsia="zh-CN"/>
         </w:rPr>
-        <w:t>GUI</w:t>
-      </w:r>
-      <w:r>
-        <w:rPr>
-          <w:lang w:eastAsia="zh-CN"/>
-        </w:rPr>
-        <w:t>「手机端」页扫码即用</w:t>
+        <w:t xml:space="preserve">background </w:t>
+      </w:r>
+      <w:r>
+        <w:rPr>
+          <w:lang w:eastAsia="zh-CN"/>
+        </w:rPr>
+        <w:t>工具把一条命令丢后台直跑（不起子代理、零额外模型调用），完成后自动回传输出；右上角气泡可点开看详情，停止即杀。</w:t>
+      </w:r>
+      <w:r>
+        <w:rPr>
+          <w:lang w:eastAsia="zh-CN"/>
+        </w:rPr>
+        <w:t xml:space="preserve">spawn </w:t>
+      </w:r>
+      <w:r>
+        <w:rPr>
+          <w:lang w:eastAsia="zh-CN"/>
+        </w:rPr>
+        <w:t>仍用于派发子任务，同为异步</w:t>
       </w:r>
       <w:r>
         <w:rPr>
@@ -2911,67 +2881,19 @@
         <w:rPr>
           <w:lang w:eastAsia="zh-CN"/>
         </w:rPr>
-        <w:t>全功能聊天、右划任意位置开抽屉、手机文件上传到电脑、输入框留空一键重试、同意卡片与好友视图齐备。手机发文件比桌面多一条进度：先传到电脑，再由电脑送给对方，两条进度各自说明。连不上时它会自己查</w:t>
-      </w:r>
-      <w:r>
-        <w:rPr>
-          <w:lang w:eastAsia="zh-CN"/>
-        </w:rPr>
-        <w:t xml:space="preserve"> Windows </w:t>
-      </w:r>
-      <w:r>
-        <w:rPr>
-          <w:lang w:eastAsia="zh-CN"/>
-        </w:rPr>
-        <w:t>防火墙：入站是按「程序」放行的，打包版通常没人放行过</w:t>
-      </w:r>
-      <w:r>
-        <w:rPr>
-          <w:lang w:eastAsia="zh-CN"/>
-        </w:rPr>
-        <w:t xml:space="preserve"> Fungi.exe</w:t>
-      </w:r>
-      <w:r>
-        <w:rPr>
-          <w:lang w:eastAsia="zh-CN"/>
-        </w:rPr>
-        <w:t>（源码版早年放行过</w:t>
-      </w:r>
-      <w:r>
-        <w:rPr>
-          <w:lang w:eastAsia="zh-CN"/>
-        </w:rPr>
-        <w:t xml:space="preserve"> python.exe</w:t>
-      </w:r>
-      <w:r>
-        <w:rPr>
-          <w:lang w:eastAsia="zh-CN"/>
-        </w:rPr>
-        <w:t>），手机就一直转圈</w:t>
-      </w:r>
-      <w:r>
-        <w:rPr>
-          <w:lang w:eastAsia="zh-CN"/>
-        </w:rPr>
-        <w:t>——</w:t>
-      </w:r>
-      <w:r>
-        <w:rPr>
-          <w:lang w:eastAsia="zh-CN"/>
-        </w:rPr>
-        <w:t>页面会一直显示入站连接放行与否，没放行时它自己发起一次</w:t>
-      </w:r>
-      <w:r>
-        <w:rPr>
-          <w:lang w:eastAsia="zh-CN"/>
-        </w:rPr>
-        <w:t xml:space="preserve"> UAC </w:t>
-      </w:r>
-      <w:r>
-        <w:rPr>
-          <w:lang w:eastAsia="zh-CN"/>
-        </w:rPr>
-        <w:t>把规则加上（取消过就留个按钮手动重试），不用手敲命令。</w:t>
+        <w:t>完成自动再激活会话，停止即全杀。两者均接受可选</w:t>
+      </w:r>
+      <w:r>
+        <w:rPr>
+          <w:lang w:eastAsia="zh-CN"/>
+        </w:rPr>
+        <w:t xml:space="preserve"> timeout</w:t>
+      </w:r>
+      <w:r>
+        <w:rPr>
+          <w:lang w:eastAsia="zh-CN"/>
+        </w:rPr>
+        <w:t>（秒）：超时即杀，报告携带截止前已产出的内容与超时提示；不传则不限时。</w:t>
       </w:r>
     </w:p>
     <w:p>
@@ -2986,6 +2908,127 @@
           <w:b/>
           <w:lang w:eastAsia="zh-CN"/>
         </w:rPr>
+        <w:t>移动端</w:t>
+      </w:r>
+      <w:r>
+        <w:rPr>
+          <w:b/>
+          <w:lang w:eastAsia="zh-CN"/>
+        </w:rPr>
+        <w:t xml:space="preserve"> </w:t>
+      </w:r>
+      <w:proofErr w:type="spellStart"/>
+      <w:r>
+        <w:rPr>
+          <w:b/>
+          <w:lang w:eastAsia="zh-CN"/>
+        </w:rPr>
+        <w:t>WebUI</w:t>
+      </w:r>
+      <w:proofErr w:type="spellEnd"/>
+      <w:r>
+        <w:rPr>
+          <w:lang w:eastAsia="zh-CN"/>
+        </w:rPr>
+        <w:t>：</w:t>
+      </w:r>
+      <w:r>
+        <w:rPr>
+          <w:lang w:eastAsia="zh-CN"/>
+        </w:rPr>
+        <w:t>GUI</w:t>
+      </w:r>
+      <w:r>
+        <w:rPr>
+          <w:lang w:eastAsia="zh-CN"/>
+        </w:rPr>
+        <w:t>「手机端」页扫码即用</w:t>
+      </w:r>
+      <w:r>
+        <w:rPr>
+          <w:lang w:eastAsia="zh-CN"/>
+        </w:rPr>
+        <w:t>——</w:t>
+      </w:r>
+      <w:r>
+        <w:rPr>
+          <w:lang w:eastAsia="zh-CN"/>
+        </w:rPr>
+        <w:t>全功能聊天、右划任意位置开抽屉、手机文件上传到电脑、输入框留空一键重试、同意卡片与好友视图齐备。手机发文件比桌面多一条进度：先传到电脑，再由电脑送给对方，两条进度各自说明。连不上时它会自己查</w:t>
+      </w:r>
+      <w:r>
+        <w:rPr>
+          <w:lang w:eastAsia="zh-CN"/>
+        </w:rPr>
+        <w:t xml:space="preserve"> Windows </w:t>
+      </w:r>
+      <w:r>
+        <w:rPr>
+          <w:lang w:eastAsia="zh-CN"/>
+        </w:rPr>
+        <w:t>防火墙：入站是按「程序」放行的，打包版通常没人放行过</w:t>
+      </w:r>
+      <w:r>
+        <w:rPr>
+          <w:lang w:eastAsia="zh-CN"/>
+        </w:rPr>
+        <w:t xml:space="preserve"> Fungi.exe</w:t>
+      </w:r>
+      <w:r>
+        <w:rPr>
+          <w:lang w:eastAsia="zh-CN"/>
+        </w:rPr>
+        <w:t>（源码版早年放行过</w:t>
+      </w:r>
+      <w:r>
+        <w:rPr>
+          <w:lang w:eastAsia="zh-CN"/>
+        </w:rPr>
+        <w:t xml:space="preserve"> python.exe</w:t>
+      </w:r>
+      <w:r>
+        <w:rPr>
+          <w:lang w:eastAsia="zh-CN"/>
+        </w:rPr>
+        <w:t>），手机就一直转圈</w:t>
+      </w:r>
+      <w:r>
+        <w:rPr>
+          <w:lang w:eastAsia="zh-CN"/>
+        </w:rPr>
+        <w:t>——</w:t>
+      </w:r>
+      <w:r>
+        <w:rPr>
+          <w:lang w:eastAsia="zh-CN"/>
+        </w:rPr>
+        <w:t>页面会一直显示入站连接放行与否，没放行时它自己发起一次</w:t>
+      </w:r>
+      <w:r>
+        <w:rPr>
+          <w:lang w:eastAsia="zh-CN"/>
+        </w:rPr>
+        <w:t xml:space="preserve"> UAC </w:t>
+      </w:r>
+      <w:r>
+        <w:rPr>
+          <w:lang w:eastAsia="zh-CN"/>
+        </w:rPr>
+        <w:t>把规则加上（取消过就留个按钮手动重试），不用手敲命令。</w:t>
+      </w:r>
+    </w:p>
+    <w:p>
+      <w:pPr>
+        <w:pStyle w:val="a0"/>
+        <w:rPr>
+          <w:lang w:eastAsia="zh-CN"/>
+        </w:rPr>
+      </w:pPr>
+      <w:r>
+        <w:rPr>
+          <w:b/>
+          <w:lang w:eastAsia="zh-CN"/>
+        </w:rPr>
         <w:t xml:space="preserve">GUI </w:t>
       </w:r>
       <w:r>
@@ -3119,7 +3162,7 @@
         <w:rPr>
           <w:lang w:eastAsia="zh-CN"/>
         </w:rPr>
-        <w:t>的好友视图，托盘菜单里另有「显示主界面」与「退出」。单实例：再次启动会唤起已运行的主界面。设置页的「实验性」一节收着两件：日记（一个开关）与视频理解（列出各组件就绪状态，缺模型时给一键下载入口）。</w:t>
+        <w:t>的好友视图，托盘菜单里另有「显示主界面」与「退出」。单实例：再次启动会唤起已运行的主界面。设置页的「实验性」一节收着两件：日记（一个开关）、桌面控制（一个开关，默认关；开了本机 Agent 才能看屏动手）与视频理解（列出各组件就绪状态，缺模型时给一键下载入口）。</w:t>
       </w:r>
     </w:p>
     <w:p>
@@ -5485,6 +5528,66 @@
       </w:tr>
       <w:tr>
         <w:trPr>
+          <w:cnfStyle w:val="000000010000" w:firstRow="0" w:lastRow="0" w:firstColumn="0" w:lastColumn="0" w:oddVBand="0" w:evenVBand="0" w:oddHBand="0" w:evenHBand="1" w:firstRowFirstColumn="0" w:firstRowLastColumn="0" w:lastRowFirstColumn="0" w:lastRowLastColumn="0"/>
+        </w:trPr>
+        <w:tc>
+          <w:tcPr>
+            <w:cnfStyle w:val="001000000000" w:firstRow="0" w:lastRow="0" w:firstColumn="1" w:lastColumn="0" w:oddVBand="0" w:evenVBand="0" w:oddHBand="0" w:evenHBand="0" w:firstRowFirstColumn="0" w:firstRowLastColumn="0" w:lastRowFirstColumn="0" w:lastRowLastColumn="0"/>
+            <w:tcW w:w="2880" w:type="dxa"/>
+          </w:tcPr>
+          <w:p>
+            <w:r>
+              <w:rPr>
+                <w:b w:val="0"/>
+                <w:sz w:val="21"/>
+              </w:rPr>
+              <w:t>screen</w:t>
+            </w:r>
+          </w:p>
+        </w:tc>
+        <w:tc>
+          <w:tcPr>
+            <w:tcW w:w="2880" w:type="dxa"/>
+          </w:tcPr>
+          <w:p>
+            <w:pPr>
+              <w:cnfStyle w:val="000000010000" w:firstRow="0" w:lastRow="0" w:firstColumn="0" w:lastColumn="0" w:oddVBand="0" w:evenVBand="0" w:oddHBand="0" w:evenHBand="1" w:firstRowFirstColumn="0" w:firstRowLastColumn="0" w:lastRowFirstColumn="0" w:lastRowLastColumn="0"/>
+            </w:pPr>
+            <w:proofErr w:type="spellStart"/>
+            <w:r>
+              <w:rPr>
+                <w:sz w:val="21"/>
+              </w:rPr>
+              <w:t>回合挂载（仅本机，需 pc_control）</w:t>
+            </w:r>
+            <w:proofErr w:type="spellEnd"/>
+          </w:p>
+        </w:tc>
+        <w:tc>
+          <w:tcPr>
+            <w:tcW w:w="2880" w:type="dxa"/>
+          </w:tcPr>
+          <w:p>
+            <w:pPr>
+              <w:cnfStyle w:val="000000010000" w:firstRow="0" w:lastRow="0" w:firstColumn="0" w:lastColumn="0" w:oddVBand="0" w:evenVBand="0" w:oddHBand="0" w:evenHBand="1" w:firstRowFirstColumn="0" w:firstRowLastColumn="0" w:lastRowFirstColumn="0" w:lastRowLastColumn="0"/>
+            </w:pPr>
+            <w:proofErr w:type="spellStart"/>
+            <w:r>
+              <w:rPr>
+                <w:sz w:val="21"/>
+              </w:rPr>
+              <w:t>看屏与动手：windows / shot / targets / click / type / key / scroll / restore（把最小化或收进托盘的窗口叫回来）。目标用候选编号或控件名表达，坐标由程序从 a11y/OCR 解析；每步返回动作后的新帧，连续三次没效果就改为问用户。默认关，开启后动手前逐次授权。</w:t>
+            </w:r>
+            <w:proofErr w:type="spellEnd"/>
+            <w:proofErr w:type="spellStart"/>
+            <w:proofErr w:type="spellEnd"/>
+            <w:proofErr w:type="spellStart"/>
+            <w:proofErr w:type="spellEnd"/>
+          </w:p>
+        </w:tc>
+      </w:tr>
+      <w:tr>
+        <w:trPr>
           <w:cnfStyle w:val="000000100000" w:firstRow="0" w:lastRow="0" w:firstColumn="0" w:lastColumn="0" w:oddVBand="0" w:evenVBand="0" w:oddHBand="1" w:evenHBand="0" w:firstRowFirstColumn="0" w:firstRowLastColumn="0" w:lastRowFirstColumn="0" w:lastRowLastColumn="0"/>
         </w:trPr>
         <w:tc>
@@ -6815,7 +6918,7 @@
         <w:t xml:space="preserve"> + playwright</w:t>
       </w:r>
       <w:r>
-        <w:t>。</w:t>
+        <w:t>。桌面控制（screen）另需 comtypes——UI Automation 的纯 Python 客户端，已进基础依赖。</w:t>
       </w:r>
     </w:p>
     <w:p>
@@ -6840,7 +6943,7 @@
           <w:rFonts w:ascii="Consolas" w:hAnsi="Consolas"/>
           <w:sz w:val="18"/>
         </w:rPr>
-        <w:t>-Fluent-Widgets segno pillow</w:t>
+        <w:t>-Fluent-Widgets segno pillow comtypes</w:t>
       </w:r>
       <w:r>
         <w:rPr>
@@ -7110,7 +7213,7 @@
           <w:rFonts w:ascii="Consolas" w:hAnsi="Consolas"/>
           <w:sz w:val="18"/>
         </w:rPr>
-        <w:t>476 passed</w:t>
+        <w:t>526 passed</w:t>
       </w:r>
       <w:r>
         <w:rPr>

--- a/docs/README-详细版.docx
+++ b/docs/README-详细版.docx
@@ -2792,7 +2792,7 @@
         <w:rPr>
           <w:b/>
         </w:rPr>
-        <w:t>桌面控制（screen，实验性、默认关）：设置页打开后，本机 Agent 多一件 screen 工具——看这台电脑的屏幕、点控件、粘文本、按键、把折叠外的控件滚进可视区。它从不自己猜坐标：模型只说「点哪一个」（候选编号或控件名），坐标由程序从 UI Automation 取（没有 a11y 的自绘界面才退到可选的 OCR）；动手前弹一张卡片征得你同意，一次许可管10 分钟、到点自动收回，带修饰键的组合键与往陌生窗口粘贴每次都要再问一次；最小化或收进托盘的窗口会先被叫回前台再动。需要管理员权限的窗口它够不到（Windows 的 UIPI 边界），截图会随工具结果发给模型。</w:t>
+        <w:t>打开开关即表示你同意它直接动手——不再逐次弹卡片询问；关掉开关立刻收回，并释放所有还按着的键；</w:t>
       </w:r>
       <w:proofErr w:type="spellEnd"/>
       <w:proofErr w:type="spellStart"/>
@@ -5576,7 +5576,7 @@
               <w:rPr>
                 <w:sz w:val="21"/>
               </w:rPr>
-              <w:t>看屏与动手：windows / shot / targets / click / type / key / scroll / restore（把最小化或收进托盘的窗口叫回来）。目标用候选编号或控件名表达，坐标由程序从 a11y/OCR 解析；每步返回动作后的新帧，连续三次没效果就改为问用户。默认关，开启后动手前逐次授权。</w:t>
+              <w:t>看屏与动手：windows / shot / targets / label / click / type / key / scroll / restore（把最小化或收进托盘的窗口叫回来）。目标用候选编号或控件名表达，坐标由程序从 a11y / OCR / 二值化切框里取；每步返回动作后的新帧，连续三次没效果就改为问用户。默认关；打开开关即视为你已同意它直接动手，不再逐次询问。</w:t>
             </w:r>
             <w:proofErr w:type="spellEnd"/>
             <w:proofErr w:type="spellStart"/>

--- a/docs/README-详细版.docx
+++ b/docs/README-详细版.docx
@@ -1513,6 +1513,339 @@
     </w:p>
     <w:p>
       <w:pPr>
+        <w:rPr>
+          <w:lang w:eastAsia="zh-CN"/>
+        </w:rPr>
+      </w:pPr>
+      <w:proofErr w:type="spellStart"/>
+      <w:proofErr w:type="spellEnd"/>
+      <w:proofErr w:type="spellStart"/>
+      <w:proofErr w:type="spellEnd"/>
+      <w:proofErr w:type="spellStart"/>
+      <w:proofErr w:type="spellEnd"/>
+      <w:proofErr w:type="spellStart"/>
+      <w:proofErr w:type="spellEnd"/>
+      <w:proofErr w:type="spellStart"/>
+      <w:proofErr w:type="spellEnd"/>
+      <w:proofErr w:type="spellStart"/>
+      <w:proofErr w:type="spellEnd"/>
+      <w:proofErr w:type="spellStart"/>
+      <w:proofErr w:type="spellEnd"/>
+      <w:proofErr w:type="spellStart"/>
+      <w:proofErr w:type="spellEnd"/>
+      <w:proofErr w:type="spellStart"/>
+      <w:proofErr w:type="spellEnd"/>
+      <w:r>
+        <w:t>血缘的下一批不是骨相、也不是器官，是手与眼：Fungi 的桌面控制（</w:t>
+      </w:r>
+      <w:r>
+        <w:rPr>
+          <w:b/>
+        </w:rPr>
+        <w:t>screen</w:t>
+      </w:r>
+      <w:r>
+        <w:t xml:space="preserve"> 工具）与来信铃声，同样不是从零长出来。这里要分清两种关系——三个是直系，两个是老问题上的上一代解法或同名不同物（见下表）。而这批能力真正的主心骨「切候选、编号、让模型只挑编号」，出自一个不在仓库里的探针原型（</w:t>
+      </w:r>
+      <w:r>
+        <w:rPr>
+          <w:b/>
+        </w:rPr>
+        <w:t>C:/tmp/pcbridge/pcbridge.py</w:t>
+      </w:r>
+      <w:r>
+        <w:t>，</w:t>
+      </w:r>
+      <w:r>
+        <w:rPr>
+          <w:b/>
+        </w:rPr>
+        <w:t>spec §35.8 / §35.9</w:t>
+      </w:r>
+      <w:r>
+        <w:t xml:space="preserve"> 记着它）：它不是先行项目，是这个能力动手前的一次实测。</w:t>
+      </w:r>
+    </w:p>
+    <w:tbl>
+      <w:tblPr>
+        <w:tblStyle w:val="-11"/>
+        <w:tblW w:type="auto" w:w="0"/>
+        <w:tblLayout w:type="autofit"/>
+        <w:tblLook w:firstColumn="1" w:firstRow="1" w:lastColumn="0" w:lastRow="0" w:noHBand="0" w:noVBand="1" w:val="04A0"/>
+      </w:tblPr>
+      <w:tblGrid>
+        <w:gridCol w:w="2880"/>
+        <w:gridCol w:w="2880"/>
+        <w:gridCol w:w="2880"/>
+      </w:tblGrid>
+      <w:tr>
+        <w:tc>
+          <w:tcPr>
+            <w:tcW w:type="dxa" w:w="2880"/>
+          </w:tcPr>
+          <w:p>
+            <w:r>
+              <w:t>项目</w:t>
+            </w:r>
+          </w:p>
+        </w:tc>
+        <w:tc>
+          <w:tcPr>
+            <w:tcW w:type="dxa" w:w="2880"/>
+          </w:tcPr>
+          <w:p>
+            <w:r>
+              <w:t>它是什么</w:t>
+            </w:r>
+          </w:p>
+        </w:tc>
+        <w:tc>
+          <w:tcPr>
+            <w:tcW w:type="dxa" w:w="2880"/>
+          </w:tcPr>
+          <w:p>
+            <w:r>
+              <w:t>给 Fungi 留下了什么</w:t>
+            </w:r>
+          </w:p>
+        </w:tc>
+      </w:tr>
+      <w:tr>
+        <w:tc>
+          <w:tcPr>
+            <w:tcW w:type="dxa" w:w="2880"/>
+          </w:tcPr>
+          <w:p>
+            <w:r>
+              <w:t>Ophio</w:t>
+            </w:r>
+          </w:p>
+        </w:tc>
+        <w:tc>
+          <w:tcPr>
+            <w:tcW w:type="dxa" w:w="2880"/>
+          </w:tcPr>
+          <w:p>
+            <w:r>
+              <w:t>局域网屏幕共享 + 手机远程操控：手机浏览器 → WebSocket → PC，PC 端用 pyautogui 注入鼠标键盘</w:t>
+            </w:r>
+          </w:p>
+        </w:tc>
+        <w:tc>
+          <w:tcPr>
+            <w:tcW w:type="dxa" w:w="2880"/>
+          </w:tcPr>
+          <w:p>
+            <w:r>
+              <w:t>两块直系。① 按键词汇表——screen.py 的 _KEY_VK 注释里写着「the Ophio key_map's names and aliases」；② 粘滞修饰键与组合键语义（_MODIFIER_VK + _held + release_all_keys：组合键先全解析再注入，退出必把按住的键松开）。其余——a11y、OCR、切候选、hwnd 身份、动作后校验——Ophio 里没有，是 Fungi 自研；坐标口径甚至相反：Ophio 由人的手指给归一化坐标，Fungi 只认程序给的矩形。</w:t>
+            </w:r>
+          </w:p>
+        </w:tc>
+      </w:tr>
+      <w:tr>
+        <w:tc>
+          <w:tcPr>
+            <w:tcW w:type="dxa" w:w="2880"/>
+          </w:tcPr>
+          <w:p>
+            <w:r>
+              <w:t>Huh</w:t>
+            </w:r>
+          </w:p>
+        </w:tc>
+        <w:tc>
+          <w:tcPr>
+            <w:tcW w:type="dxa" w:w="2880"/>
+          </w:tcPr>
+          <w:p>
+            <w:r>
+              <w:t>PyQt6 桌面翻译小工具：Ctrl+O 热键截窗 → OCR → 翻译</w:t>
+            </w:r>
+          </w:p>
+        </w:tc>
+        <w:tc>
+          <w:tcPr>
+            <w:tcW w:type="dxa" w:w="2880"/>
+          </w:tcPr>
+          <w:p>
+            <w:r>
+              <w:t>上一代解法，不是直系。它用 pygetwindow 按「标题子串」认窗口、让你从列表里挑一个再按窗口矩形截图；Fungi 有意换掉了这套接口——窗口身份是 hwnd + 进程 + 类名 + 状态（screen.py 里那句 「never a title match」正是这条的后继）。它留下的是一条教训：认窗口不能靠标题。</w:t>
+            </w:r>
+          </w:p>
+        </w:tc>
+      </w:tr>
+      <w:tr>
+        <w:tc>
+          <w:tcPr>
+            <w:tcW w:type="dxa" w:w="2880"/>
+          </w:tcPr>
+          <w:p>
+            <w:r>
+              <w:t>二值化</w:t>
+            </w:r>
+          </w:p>
+        </w:tc>
+        <w:tc>
+          <w:tcPr>
+            <w:tcW w:type="dxa" w:w="2880"/>
+          </w:tcPr>
+          <w:p>
+            <w:r>
+              <w:t>把图变黑白的抖动工具：Floyd–Steinberg 误差扩散，固定阈值 128</w:t>
+            </w:r>
+          </w:p>
+        </w:tc>
+        <w:tc>
+          <w:tcPr>
+            <w:tcW w:type="dxa" w:w="2880"/>
+          </w:tcPr>
+          <w:p>
+            <w:r>
+              <w:t>同名不同物。Fungi 的切框链（自适应阈值 → 闭运算 → 连通域 → 包围盒 → 尺寸过滤 / 间隙合并）不来自它，真祖先是探针原型 pcbridge.py（cv2 自适应阈值 21/8、闭运算 9×2、findContours，尺寸 8..900、IoU 0.3——常数与 Fungi 逐项对应）。它留下的是那个念头与分工：先把图切成框、编号，再让模型挑编号。</w:t>
+            </w:r>
+          </w:p>
+        </w:tc>
+      </w:tr>
+      <w:tr>
+        <w:tc>
+          <w:tcPr>
+            <w:tcW w:type="dxa" w:w="2880"/>
+          </w:tcPr>
+          <w:p>
+            <w:r>
+              <w:t>Typer</w:t>
+            </w:r>
+          </w:p>
+        </w:tc>
+        <w:tc>
+          <w:tcPr>
+            <w:tcW w:type="dxa" w:w="2880"/>
+          </w:tcPr>
+          <w:p>
+            <w:r>
+              <w:t>逐字输入器：pynput 每字符一次注入 + 可调字间延迟，全程不碰剪贴板</w:t>
+            </w:r>
+          </w:p>
+        </w:tc>
+        <w:tc>
+          <w:tcPr>
+            <w:tcW w:type="dxa" w:w="2880"/>
+          </w:tcPr>
+          <w:p>
+            <w:r>
+              <w:t>直系。type_text() 的骨架就是它——一个字符一次注入、char_delay、末字之后不停顿、换行发 Enter、Tab 发 Tab、剪贴板全程不碰。Fungi 换了实现（自建 SendInput + KEYEVENTF_UNICODE，绕开输入法与键盘布局，中文不必切输入法），并加回读验证；默认仍是粘贴，只有 style="type" 才走逐字。</w:t>
+            </w:r>
+          </w:p>
+        </w:tc>
+      </w:tr>
+      <w:tr>
+        <w:tc>
+          <w:tcPr>
+            <w:tcW w:type="dxa" w:w="2880"/>
+          </w:tcPr>
+          <w:p>
+            <w:r>
+              <w:t>Get It</w:t>
+            </w:r>
+          </w:p>
+        </w:tc>
+        <w:tc>
+          <w:tcPr>
+            <w:tcW w:type="dxa" w:w="2880"/>
+          </w:tcPr>
+          <w:p>
+            <w:r>
+              <w:t>日程提醒 App：numpy 运行时合成铃声 + pygame 播放</w:t>
+            </w:r>
+          </w:p>
+        </w:tc>
+        <w:tc>
+          <w:tcPr>
+            <w:tcW w:type="dxa" w:w="2880"/>
+          </w:tcPr>
+          <w:p>
+            <w:r>
+              <w:t>直系。assets/ringtones/ 七个 WAV 由 scripts/make_ringtones.py 按它 get_it_pyqt/源文件/ringtone.py 的配方移植（同样的振荡器、包络与音符序列），音色名与顺序一致。Fungi 改成把 WAV 提交进仓库、去掉 numpy / pygame 运行时依赖、铃声从「每日程一个」改成全局一个，并丢掉了自定义铃声导入与「停止铃声」。</w:t>
+            </w:r>
+          </w:p>
+        </w:tc>
+      </w:tr>
+    </w:tbl>
+    <w:p>
+      <w:pPr>
+        <w:rPr>
+          <w:lang w:eastAsia="zh-CN"/>
+        </w:rPr>
+      </w:pPr>
+      <w:proofErr w:type="spellStart"/>
+      <w:proofErr w:type="spellEnd"/>
+      <w:proofErr w:type="spellStart"/>
+      <w:proofErr w:type="spellEnd"/>
+      <w:proofErr w:type="spellStart"/>
+      <w:proofErr w:type="spellEnd"/>
+      <w:proofErr w:type="spellStart"/>
+      <w:proofErr w:type="spellEnd"/>
+      <w:proofErr w:type="spellStart"/>
+      <w:proofErr w:type="spellEnd"/>
+      <w:proofErr w:type="spellStart"/>
+      <w:proofErr w:type="spellEnd"/>
+      <w:proofErr w:type="spellStart"/>
+      <w:proofErr w:type="spellEnd"/>
+      <w:proofErr w:type="spellStart"/>
+      <w:proofErr w:type="spellEnd"/>
+      <w:proofErr w:type="spellStart"/>
+      <w:proofErr w:type="spellEnd"/>
+      <w:r>
+        <w:t>串起来读：</w:t>
+      </w:r>
+      <w:r>
+        <w:rPr>
+          <w:b/>
+        </w:rPr>
+        <w:t>Ophio</w:t>
+      </w:r>
+      <w:r>
+        <w:t xml:space="preserve"> 给了手指（按键词汇与粘滞键的规矩），</w:t>
+      </w:r>
+      <w:r>
+        <w:rPr>
+          <w:b/>
+        </w:rPr>
+        <w:t>Typer</w:t>
+      </w:r>
+      <w:r>
+        <w:t xml:space="preserve"> 给了落字的节奏，</w:t>
+      </w:r>
+      <w:r>
+        <w:rPr>
+          <w:b/>
+        </w:rPr>
+        <w:t>Get It</w:t>
+      </w:r>
+      <w:r>
+        <w:t xml:space="preserve"> 给了耳朵（七个铃声）；</w:t>
+      </w:r>
+      <w:r>
+        <w:rPr>
+          <w:b/>
+        </w:rPr>
+        <w:t>Huh</w:t>
+      </w:r>
+      <w:r>
+        <w:t xml:space="preserve"> 与</w:t>
+      </w:r>
+      <w:r>
+        <w:rPr>
+          <w:b/>
+        </w:rPr>
+        <w:t>二值化</w:t>
+      </w:r>
+      <w:r>
+        <w:t xml:space="preserve"> 分别是上一代解法与同名不同物——前者被换掉，后者只是同名的另一件事。而桌面控制真正的看家本领（a11y → OCR → 程序侧切框 → 候选编号 → 动作后校验）在这次盘点里没有先行项目可认，它是为「Agent 用 VLM 看屏」专门写的，spec §35 从头到尾记着它的实测依据。</w:t>
+      </w:r>
+    </w:p>
+    <w:p>
+      <w:pPr>
         <w:pStyle w:val="21"/>
       </w:pPr>
       <w:r>
@@ -2792,7 +3125,7 @@
         <w:rPr>
           <w:b/>
         </w:rPr>
-        <w:t>打开开关即表示你同意它直接动手——不再逐次弹卡片询问；关掉开关立刻收回，并释放所有还按着的键；</w:t>
+        <w:t>打开开关即表示你同意它直接动手；关掉开关立刻收回，并释放所有按着的键；</w:t>
       </w:r>
       <w:proofErr w:type="spellEnd"/>
       <w:proofErr w:type="spellStart"/>

--- a/docs/README-详细版.docx
+++ b/docs/README-详细版.docx
@@ -1733,7 +1733,7 @@
           </w:tcPr>
           <w:p>
             <w:r>
-              <w:t>直系。type_text() 的骨架就是它——一个字符一次注入、char_delay、末字之后不停顿、换行发 Enter、Tab 发 Tab、剪贴板全程不碰。Fungi 换了实现（自建 SendInput + KEYEVENTF_UNICODE，绕开输入法与键盘布局，中文不必切输入法），并加回读验证；默认仍是粘贴，只有 style="type" 才走逐字。</w:t>
+              <w:t>直系。type_text() 的骨架就是它——一个字符一次注入、char_delay、末字之后不停顿、换行发 Enter、Tab 发 Tab、剪贴板全程不碰。Fungi 换了实现（自建 SendInput + KEYEVENTF_UNICODE，绕开输入法与键盘布局，中文不必切输入法），并加回读验证。这里还留着 2026-09-14 的一次改口：默认粘贴那条路整块删净——输入只有逐字一种方式（不留半死的开关），节奏定在 0.15 秒一个字，因为「快得像粘贴」正是逐字要消灭的东西。</w:t>
             </w:r>
           </w:p>
         </w:tc>
@@ -3125,39 +3125,42 @@
         <w:rPr>
           <w:b/>
         </w:rPr>
-        <w:t>打开开关即表示你同意它直接动手；关掉开关立刻收回，并释放所有按着的键；</w:t>
-      </w:r>
-      <w:proofErr w:type="spellEnd"/>
-      <w:proofErr w:type="spellStart"/>
-      <w:proofErr w:type="spellEnd"/>
-      <w:proofErr w:type="spellStart"/>
-      <w:proofErr w:type="spellEnd"/>
-      <w:proofErr w:type="spellStart"/>
-      <w:proofErr w:type="spellEnd"/>
-      <w:proofErr w:type="spellStart"/>
-      <w:proofErr w:type="spellEnd"/>
-      <w:proofErr w:type="spellStart"/>
-      <w:proofErr w:type="spellEnd"/>
-      <w:proofErr w:type="spellStart"/>
-      <w:proofErr w:type="spellEnd"/>
-      <w:proofErr w:type="spellStart"/>
-      <w:proofErr w:type="spellEnd"/>
-      <w:proofErr w:type="spellStart"/>
-      <w:proofErr w:type="spellEnd"/>
-      <w:proofErr w:type="spellStart"/>
-      <w:proofErr w:type="spellEnd"/>
-      <w:proofErr w:type="spellStart"/>
-      <w:proofErr w:type="spellEnd"/>
-      <w:proofErr w:type="spellStart"/>
-      <w:proofErr w:type="spellEnd"/>
-      <w:proofErr w:type="spellStart"/>
-      <w:proofErr w:type="spellEnd"/>
-      <w:proofErr w:type="spellStart"/>
-      <w:proofErr w:type="spellEnd"/>
-      <w:proofErr w:type="spellStart"/>
-      <w:proofErr w:type="spellEnd"/>
-      <w:proofErr w:type="spellStart"/>
-      <w:proofErr w:type="spellEnd"/>
+        <w:t>桌面控制（screen，实验性、默认关）</w:t>
+      </w:r>
+      <w:proofErr w:type="spellEnd"/>
+      <w:proofErr w:type="spellStart"/>
+      <w:proofErr w:type="spellEnd"/>
+      <w:proofErr w:type="spellStart"/>
+      <w:proofErr w:type="spellEnd"/>
+      <w:proofErr w:type="spellStart"/>
+      <w:proofErr w:type="spellEnd"/>
+      <w:proofErr w:type="spellStart"/>
+      <w:proofErr w:type="spellEnd"/>
+      <w:proofErr w:type="spellStart"/>
+      <w:proofErr w:type="spellEnd"/>
+      <w:proofErr w:type="spellStart"/>
+      <w:proofErr w:type="spellEnd"/>
+      <w:proofErr w:type="spellStart"/>
+      <w:proofErr w:type="spellEnd"/>
+      <w:proofErr w:type="spellStart"/>
+      <w:proofErr w:type="spellEnd"/>
+      <w:proofErr w:type="spellStart"/>
+      <w:proofErr w:type="spellEnd"/>
+      <w:proofErr w:type="spellStart"/>
+      <w:proofErr w:type="spellEnd"/>
+      <w:proofErr w:type="spellStart"/>
+      <w:proofErr w:type="spellEnd"/>
+      <w:proofErr w:type="spellStart"/>
+      <w:proofErr w:type="spellEnd"/>
+      <w:proofErr w:type="spellStart"/>
+      <w:proofErr w:type="spellEnd"/>
+      <w:proofErr w:type="spellStart"/>
+      <w:proofErr w:type="spellEnd"/>
+      <w:proofErr w:type="spellStart"/>
+      <w:proofErr w:type="spellEnd"/>
+      <w:r>
+        <w:t>：设置页打开开关，本机 Agent 才多出这件工具——看这台电脑的屏幕、点控件、往里打字、按键、把滚动区外的控件滚进可视区。它从不猜坐标：工具面里根本没有 x/y 参数，模型只回答「点哪一个」（候选编号或控件名），坐标由程序自己取——UI Automation 拿到的控件矩形最准，自绘界面没有 a11y 才退到 OCR 的文本框，再不行由程序在截图里切框编号、把编号画回图上让它挑。这条路的由来是：我原以为 VLM 定位不了坐标，Computer Use 只能靠 GUI 妥协；后来想通了——让坐标自己暴露出来，OCR 认字、程序切框，VLM 只做它真正擅长的语义判断。打字只有一种方式：逐字，一个字符一次注入（绕开输入法与键盘布局），0.15 秒一个字，打字过程中随时能停；粘贴那条路已经删干净，不留半死的开关。桌控只是补充，不是替代——文件的增删改一律走 shell（名字就是名字，不用先把画面解析成矩形），打开窗口走应用自己的门口（任务栏按钮、托盘图标、桌面图标），只有微信、QQ 这类没有程序路径的自绘界面才不得不动像素。每步动作后回读程序侧真值校验，连续三次对不上就改为问你；打开开关即表示你同意它直接动手，关掉立刻收回并松开所有按着的键；需要管理员权限的窗口它够不到（Windows 拦着）。</w:t>
+      </w:r>
     </w:p>
     <w:p>
       <w:pPr>

--- a/docs/README-详细版.docx
+++ b/docs/README-详细版.docx
@@ -3121,6 +3121,52 @@
         <w:pStyle w:val="a0"/>
       </w:pPr>
       <w:proofErr w:type="spellStart"/>
+      <w:proofErr w:type="spellEnd"/>
+      <w:proofErr w:type="spellStart"/>
+      <w:proofErr w:type="spellEnd"/>
+      <w:proofErr w:type="spellStart"/>
+      <w:proofErr w:type="spellEnd"/>
+      <w:proofErr w:type="spellStart"/>
+      <w:proofErr w:type="spellEnd"/>
+      <w:proofErr w:type="spellStart"/>
+      <w:proofErr w:type="spellEnd"/>
+      <w:proofErr w:type="spellStart"/>
+      <w:proofErr w:type="spellEnd"/>
+      <w:proofErr w:type="spellStart"/>
+      <w:proofErr w:type="spellEnd"/>
+      <w:proofErr w:type="spellStart"/>
+      <w:proofErr w:type="spellEnd"/>
+      <w:proofErr w:type="spellStart"/>
+      <w:proofErr w:type="spellEnd"/>
+      <w:proofErr w:type="spellStart"/>
+      <w:proofErr w:type="spellEnd"/>
+      <w:proofErr w:type="spellStart"/>
+      <w:proofErr w:type="spellEnd"/>
+      <w:proofErr w:type="spellStart"/>
+      <w:proofErr w:type="spellEnd"/>
+      <w:proofErr w:type="spellStart"/>
+      <w:proofErr w:type="spellEnd"/>
+      <w:proofErr w:type="spellStart"/>
+      <w:proofErr w:type="spellEnd"/>
+      <w:proofErr w:type="spellStart"/>
+      <w:proofErr w:type="spellEnd"/>
+      <w:proofErr w:type="spellStart"/>
+      <w:proofErr w:type="spellEnd"/>
+      <w:r>
+        <w:rPr>
+          <w:b/>
+        </w:rPr>
+        <w:t>GhostWorld 角色控制</w:t>
+      </w:r>
+      <w:r>
+        <w:t>（拓展、默认关）：把本机的 GhostWorld（一个独立的第一人称小世界）接成一个角色——Agent 多出一件 ghostworld 工具：pos/look 问路环视、goto/move 走位、say 用自己的嘴说话、pickup 拾取。玩家在游戏里说话会把它叫醒；若它正在想事情（走路、连着几个工具调用），这句话会当场把那一轮打断再重新开始（与 WebUI 的停止同一套机制），角色不会装聋。snapshot 会把它第一人称看到的画面——天空、地面、建筑、视野里的人——渲染成一张图直接附给它的视觉模型，坐标和清单不够用时靠这个确认。前置：游戏在本机运行，config.json 的 ghostworld_dir 指向游戏目录（已 pip 安装的可留空）。</w:t>
+      </w:r>
+    </w:p>
+    <w:p>
+      <w:pPr>
+        <w:pStyle w:val="a0"/>
+      </w:pPr>
+      <w:proofErr w:type="spellStart"/>
       <w:r>
         <w:rPr>
           <w:b/>
@@ -7549,7 +7595,7 @@
           <w:rFonts w:ascii="Consolas" w:hAnsi="Consolas"/>
           <w:sz w:val="18"/>
         </w:rPr>
-        <w:t>526 passed</w:t>
+        <w:t>587 passed</w:t>
       </w:r>
       <w:r>
         <w:rPr>
